--- a/Files/01 - Bereshis/08 - Vayishlach/5784/Vayishlach 5784.docx
+++ b/Files/01 - Bereshis/08 - Vayishlach/5784/Vayishlach 5784.docx
@@ -93,7 +93,7 @@
         <w:rPr>
           <w:rFonts w:ascii="Times New Roman" w:hAnsi="Times New Roman" w:cs="Times New Roman"/>
         </w:rPr>
-        <w:t xml:space="preserve"> with the famous</w:t>
+        <w:t xml:space="preserve"> with the famous </w:t>
       </w:r>
       <w:r>
         <w:rPr>
@@ -540,7 +540,7 @@
         <w:rPr>
           <w:rFonts w:ascii="Times New Roman" w:hAnsi="Times New Roman" w:cs="Times New Roman"/>
         </w:rPr>
-        <w:t>that</w:t>
+        <w:t xml:space="preserve">that </w:t>
       </w:r>
       <w:r>
         <w:rPr>
@@ -1460,7 +1460,7 @@
         <w:rPr>
           <w:rFonts w:ascii="Times New Roman" w:hAnsi="Times New Roman" w:cs="Times New Roman"/>
         </w:rPr>
-        <w:t>from</w:t>
+        <w:t xml:space="preserve">from </w:t>
       </w:r>
       <w:r>
         <w:rPr>
@@ -2730,7 +2730,7 @@
         <w:rPr>
           <w:rFonts w:ascii="Times New Roman" w:hAnsi="Times New Roman" w:cs="Times New Roman"/>
         </w:rPr>
-        <w:t>and</w:t>
+        <w:t xml:space="preserve">and </w:t>
       </w:r>
       <w:r>
         <w:rPr>
